--- a/docs/ユーザー用マニュアル_v2.4.docx
+++ b/docs/ユーザー用マニュアル_v2.4.docx
@@ -845,6 +845,22 @@
             </w:pPr>
             <w:r>
               <w:t xml:space="preserve">・自動表示を止めたい場合は「サイドバー自動表示を解除する」をクリックしてください。</w:t>
+            </w:r>
+          </w:p>
+          <w:p>
+            <w:pPr>
+              <w:spacing w:after="40"/>
+            </w:pPr>
+            <w:r>
+              <w:t xml:space="preserve">・自動表示は、設定したご本人がスプレッドシートを開いたときだけ動きます。</w:t>
+            </w:r>
+          </w:p>
+          <w:p>
+            <w:pPr>
+              <w:spacing w:after="40"/>
+            </w:pPr>
+            <w:r>
+              <w:t xml:space="preserve">　他の方の設定でサイドバーが開くことはありません（操作が他の方の名前で記録されるのを防ぐため）。</w:t>
             </w:r>
           </w:p>
         </w:tc>
@@ -2103,7 +2119,7 @@
         <w:spacing w:after="60"/>
       </w:pPr>
       <w:r>
-        <w:t xml:space="preserve">見積書のスプレッドシートが自動生成され、新しいタブで開きます</w:t>
+        <w:t xml:space="preserve">すぐに「処理中」の新しいタブが開き、見積書が出来上がるとそのタブに表示されます</w:t>
       </w:r>
     </w:p>
     <w:p>
@@ -2559,7 +2575,7 @@
           <w:i w:val="false"/>
           <w:iCs w:val="false"/>
         </w:rPr>
-        <w:t xml:space="preserve">修正が必要な場合は「差し戻し」ボタンをクリックし、修正してほしい内容をコメントに記入して実行します。</w:t>
+        <w:t xml:space="preserve">修正が必要な場合は「差し戻し」ボタンをクリックし、修正してほしい内容をコメントに記入して実行します。作成者へ、差し戻した人と差し戻し理由が通知されます。</w:t>
       </w:r>
     </w:p>
     <w:p>
@@ -2922,7 +2938,7 @@
         <w:spacing w:after="60"/>
       </w:pPr>
       <w:r>
-        <w:t xml:space="preserve">生成されたPDFが新しいタブで開く</w:t>
+        <w:t xml:space="preserve">クリックした時点で新しいタブが開き、PDFが出来上がるとそのタブに表示される</w:t>
       </w:r>
     </w:p>
     <w:p>
@@ -3714,7 +3730,7 @@
         <w:spacing w:after="60"/>
       </w:pPr>
       <w:r>
-        <w:t xml:space="preserve">差し戻された書類を開き、書類内のコメント欄で差し戻し理由を確認します</w:t>
+        <w:t xml:space="preserve">差し戻しの通知（差し戻した人と理由が書かれています）を確認します。書類内のコメント欄でも確認できます</w:t>
       </w:r>
     </w:p>
     <w:p>
@@ -5530,7 +5546,21 @@
           <w:i w:val="false"/>
           <w:iCs w:val="false"/>
         </w:rPr>
-        <w:t xml:space="preserve">本システムからは、承認依頼などの都度の通知に加えて、以下の定期通知が自動送信されます。</w:t>
+        <w:t xml:space="preserve">本システムからは、承認依頼・承認完了・差し戻し・最終承認完了などの都度の通知に加えて、以下の定期通知が自動送信されます。</w:t>
+      </w:r>
+    </w:p>
+    <w:p>
+      <w:pPr>
+        <w:spacing w:after="120"/>
+      </w:pPr>
+      <w:r>
+        <w:rPr>
+          <w:b w:val="false"/>
+          <w:bCs w:val="false"/>
+          <w:i w:val="false"/>
+          <w:iCs w:val="false"/>
+        </w:rPr>
+        <w:t xml:space="preserve">通知がメールで届くか、Chatworkで届くかは、社員DBの「メール通知」「Chat通知」の設定で決まります（両方にすると両方に届きます）。変更したい場合はシステム管理担当者にご連絡ください。</w:t>
       </w:r>
     </w:p>
     <w:tbl>
